--- a/docs/ecostats_lectures/lecture_01/01_01_lecture_powerpoint.docx
+++ b/docs/ecostats_lectures/lecture_01/01_01_lecture_powerpoint.docx
@@ -40,7 +40,13 @@
         </w:numPr>
       </w:pPr>
       <w:r>
-        <w:t xml:space="preserve">Please look over the syllabus as it has all the details of the class and how it will run.</w:t>
+        <w:t xml:space="preserve">Please look over the syllabus as it has all the details of the class</w:t>
+      </w:r>
+      <w:r>
+        <w:t xml:space="preserve"> </w:t>
+      </w:r>
+      <w:r>
+        <w:t xml:space="preserve">and how it will run.</w:t>
       </w:r>
     </w:p>
     <w:bookmarkEnd w:id="20"/>
@@ -118,7 +124,7 @@
       <w:r>
         <w:drawing>
           <wp:inline>
-            <wp:extent cx="2857500" cy="3810000"/>
+            <wp:extent cx="1552575" cy="2019300"/>
             <wp:effectExtent b="0" l="0" r="0" t="0"/>
             <wp:docPr descr="" title="" id="22" name="Picture"/>
             <a:graphic>
@@ -139,7 +145,7 @@
                   <pic:spPr bwMode="auto">
                     <a:xfrm>
                       <a:off x="0" y="0"/>
-                      <a:ext cx="2857500" cy="3810000"/>
+                      <a:ext cx="1552575" cy="2019300"/>
                     </a:xfrm>
                     <a:prstGeom prst="rect">
                       <a:avLst/>
@@ -345,7 +351,13 @@
         </w:numPr>
       </w:pPr>
       <w:r>
-        <w:t xml:space="preserve">Way to acquire knowledge, organize it and apply it back to the real world</w:t>
+        <w:t xml:space="preserve">Way to acquire knowledge, organize it and apply it back to the real</w:t>
+      </w:r>
+      <w:r>
+        <w:t xml:space="preserve"> </w:t>
+      </w:r>
+      <w:r>
+        <w:t xml:space="preserve">world</w:t>
       </w:r>
     </w:p>
     <w:p>
@@ -357,7 +369,13 @@
         </w:numPr>
       </w:pPr>
       <w:r>
-        <w:t xml:space="preserve">Make predictions and testing these predictions using a falsifiable approach - statistics</w:t>
+        <w:t xml:space="preserve">Make predictions and testing these predictions using a falsifiable</w:t>
+      </w:r>
+      <w:r>
+        <w:t xml:space="preserve"> </w:t>
+      </w:r>
+      <w:r>
+        <w:t xml:space="preserve">approach - statistics</w:t>
       </w:r>
     </w:p>
     <w:p>
@@ -393,7 +411,13 @@
         <w:t xml:space="preserve"> </w:t>
       </w:r>
       <w:r>
-        <w:t xml:space="preserve">“analysis and interpretation of data with view towards objective evaluation of conclusions based on the data”</w:t>
+        <w:t xml:space="preserve">“analysis and interpretation of data with view towards</w:t>
+      </w:r>
+      <w:r>
+        <w:t xml:space="preserve"> </w:t>
+      </w:r>
+      <w:r>
+        <w:t xml:space="preserve">objective evaluation of conclusions based on the data”</w:t>
       </w:r>
     </w:p>
     <w:p>
@@ -403,7 +427,7 @@
       <w:r>
         <w:drawing>
           <wp:inline>
-            <wp:extent cx="3333750" cy="2857500"/>
+            <wp:extent cx="2628900" cy="2628900"/>
             <wp:effectExtent b="0" l="0" r="0" t="0"/>
             <wp:docPr descr="" title="" id="29" name="Picture"/>
             <a:graphic>
@@ -424,7 +448,7 @@
                   <pic:spPr bwMode="auto">
                     <a:xfrm>
                       <a:off x="0" y="0"/>
-                      <a:ext cx="3333750" cy="2857500"/>
+                      <a:ext cx="2628900" cy="2628900"/>
                     </a:xfrm>
                     <a:prstGeom prst="rect">
                       <a:avLst/>
@@ -481,7 +505,13 @@
         <w:pStyle w:val="FirstParagraph"/>
       </w:pPr>
       <w:r>
-        <w:t xml:space="preserve">Inductive reasoning involves observing specific cases and using them to form a general conclusion.</w:t>
+        <w:t xml:space="preserve">Inductive reasoning involves observing specific cases and using them to</w:t>
+      </w:r>
+      <w:r>
+        <w:t xml:space="preserve"> </w:t>
+      </w:r>
+      <w:r>
+        <w:t xml:space="preserve">form a general conclusion.</w:t>
       </w:r>
     </w:p>
     <w:p>
@@ -531,7 +561,21 @@
           <w:b/>
           <w:bCs/>
         </w:rPr>
-        <w:t xml:space="preserve">75 mm</w:t>
+        <w:t xml:space="preserve">75</w:t>
+      </w:r>
+      <w:r>
+        <w:rPr>
+          <w:b/>
+          <w:bCs/>
+        </w:rPr>
+        <w:t xml:space="preserve"> </w:t>
+      </w:r>
+      <w:r>
+        <w:rPr>
+          <w:b/>
+          <w:bCs/>
+        </w:rPr>
+        <w:t xml:space="preserve">mm</w:t>
       </w:r>
       <w:r>
         <w:t xml:space="preserve">.</w:t>
@@ -562,7 +606,13 @@
         <w:t xml:space="preserve"> </w:t>
       </w:r>
       <w:r>
-        <w:t xml:space="preserve">from the same tree and gets similar results.</w:t>
+        <w:t xml:space="preserve">from the same tree and gets similar</w:t>
+      </w:r>
+      <w:r>
+        <w:t xml:space="preserve"> </w:t>
+      </w:r>
+      <w:r>
+        <w:t xml:space="preserve">results.</w:t>
       </w:r>
     </w:p>
     <w:p>
@@ -628,21 +678,35 @@
           <w:b/>
           <w:bCs/>
         </w:rPr>
-        <w:t xml:space="preserve">vary in length</w:t>
-      </w:r>
-      <w:r>
-        <w:t xml:space="preserve">, but each tree tends to have a characteristic range.</w:t>
-      </w:r>
-    </w:p>
-    <w:p>
-      <w:pPr>
-        <w:pStyle w:val="FirstParagraph"/>
-      </w:pPr>
+        <w:t xml:space="preserve">vary in</w:t>
+      </w:r>
       <w:r>
         <w:rPr>
           <w:b/>
           <w:bCs/>
         </w:rPr>
+        <w:t xml:space="preserve"> </w:t>
+      </w:r>
+      <w:r>
+        <w:rPr>
+          <w:b/>
+          <w:bCs/>
+        </w:rPr>
+        <w:t xml:space="preserve">length</w:t>
+      </w:r>
+      <w:r>
+        <w:t xml:space="preserve">, but each tree tends to have a characteristic range.</w:t>
+      </w:r>
+    </w:p>
+    <w:p>
+      <w:pPr>
+        <w:pStyle w:val="FirstParagraph"/>
+      </w:pPr>
+      <w:r>
+        <w:rPr>
+          <w:b/>
+          <w:bCs/>
+        </w:rPr>
         <w:t xml:space="preserve">Conclusion (Induction):</w:t>
       </w:r>
       <w:r>
@@ -653,7 +717,21 @@
           <w:i/>
           <w:iCs/>
         </w:rPr>
-        <w:t xml:space="preserve">“Pine needle length varies by tree, but each tree seems to have a typical range of lengths.</w:t>
+        <w:t xml:space="preserve">“Pine needle length varies by tree, but</w:t>
+      </w:r>
+      <w:r>
+        <w:rPr>
+          <w:i/>
+          <w:iCs/>
+        </w:rPr>
+        <w:t xml:space="preserve"> </w:t>
+      </w:r>
+      <w:r>
+        <w:rPr>
+          <w:i/>
+          <w:iCs/>
+        </w:rPr>
+        <w:t xml:space="preserve">each tree seems to have a typical range of lengths.</w:t>
       </w:r>
     </w:p>
     <w:p>
@@ -687,7 +765,13 @@
         <w:t xml:space="preserve"> </w:t>
       </w:r>
       <w:r>
-        <w:t xml:space="preserve">to be true - based on patterns observed in a sample, and there could be exceptions.</w:t>
+        <w:t xml:space="preserve">to be true - based</w:t>
+      </w:r>
+      <w:r>
+        <w:t xml:space="preserve"> </w:t>
+      </w:r>
+      <w:r>
+        <w:t xml:space="preserve">on patterns observed in a sample, and there could be exceptions.</w:t>
       </w:r>
     </w:p>
     <w:bookmarkEnd w:id="32"/>
@@ -698,7 +782,7 @@
       <w:r>
         <w:drawing>
           <wp:inline>
-            <wp:extent cx="2857500" cy="3333750"/>
+            <wp:extent cx="2514600" cy="2762250"/>
             <wp:effectExtent b="0" l="0" r="0" t="0"/>
             <wp:docPr descr="" title="" id="34" name="Picture"/>
             <a:graphic>
@@ -719,7 +803,7 @@
                   <pic:spPr bwMode="auto">
                     <a:xfrm>
                       <a:off x="0" y="0"/>
-                      <a:ext cx="2857500" cy="3333750"/>
+                      <a:ext cx="2514600" cy="2762250"/>
                     </a:xfrm>
                     <a:prstGeom prst="rect">
                       <a:avLst/>
@@ -776,7 +860,13 @@
         <w:pStyle w:val="FirstParagraph"/>
       </w:pPr>
       <w:r>
-        <w:t xml:space="preserve">Deductive reasoning starts with a general principle and applies it to a specific case.</w:t>
+        <w:t xml:space="preserve">Deductive reasoning starts with a general principle and applies it to a</w:t>
+      </w:r>
+      <w:r>
+        <w:t xml:space="preserve"> </w:t>
+      </w:r>
+      <w:r>
+        <w:t xml:space="preserve">specific case.</w:t>
       </w:r>
     </w:p>
     <w:p>
@@ -814,7 +904,21 @@
           <w:i/>
           <w:iCs/>
         </w:rPr>
-        <w:t xml:space="preserve">Pine needles from a species of pine tree have a predictable length range (e.g., 70–80 mm).</w:t>
+        <w:t xml:space="preserve">Pine needles from a species of pine tree</w:t>
+      </w:r>
+      <w:r>
+        <w:rPr>
+          <w:i/>
+          <w:iCs/>
+        </w:rPr>
+        <w:t xml:space="preserve"> </w:t>
+      </w:r>
+      <w:r>
+        <w:rPr>
+          <w:i/>
+          <w:iCs/>
+        </w:rPr>
+        <w:t xml:space="preserve">have a predictable length range (e.g., 70–80 mm).</w:t>
       </w:r>
     </w:p>
     <w:p>
@@ -896,7 +1000,13 @@
         <w:t xml:space="preserve"> </w:t>
       </w:r>
       <w:r>
-        <w:t xml:space="preserve">Check the data and confirm needles fall within this expected range.</w:t>
+        <w:t xml:space="preserve">Check the data and confirm needles fall within this</w:t>
+      </w:r>
+      <w:r>
+        <w:t xml:space="preserve"> </w:t>
+      </w:r>
+      <w:r>
+        <w:t xml:space="preserve">expected range.</w:t>
       </w:r>
     </w:p>
     <w:p>
@@ -918,7 +1028,35 @@
           <w:i/>
           <w:iCs/>
         </w:rPr>
-        <w:t xml:space="preserve">“This tree belongs the species with a needle length range of 70–80 mm, we expect its needle lengths to fall in this range.”</w:t>
+        <w:t xml:space="preserve">“This tree belongs the species with a</w:t>
+      </w:r>
+      <w:r>
+        <w:rPr>
+          <w:i/>
+          <w:iCs/>
+        </w:rPr>
+        <w:t xml:space="preserve"> </w:t>
+      </w:r>
+      <w:r>
+        <w:rPr>
+          <w:i/>
+          <w:iCs/>
+        </w:rPr>
+        <w:t xml:space="preserve">needle length range of 70–80 mm, we expect its needle lengths to fall in</w:t>
+      </w:r>
+      <w:r>
+        <w:rPr>
+          <w:i/>
+          <w:iCs/>
+        </w:rPr>
+        <w:t xml:space="preserve"> </w:t>
+      </w:r>
+      <w:r>
+        <w:rPr>
+          <w:i/>
+          <w:iCs/>
+        </w:rPr>
+        <w:t xml:space="preserve">this range.”</w:t>
       </w:r>
     </w:p>
     <w:p>
@@ -936,7 +1074,19 @@
         <w:t xml:space="preserve"> </w:t>
       </w:r>
       <w:r>
-        <w:t xml:space="preserve">because it’s based on a general rule—but if the assumption (length range) is incorrect, conclusion could still be wrong.</w:t>
+        <w:t xml:space="preserve">because it’s based on a general rule—but if</w:t>
+      </w:r>
+      <w:r>
+        <w:t xml:space="preserve"> </w:t>
+      </w:r>
+      <w:r>
+        <w:t xml:space="preserve">the assumption (length range) is incorrect, conclusion could still be</w:t>
+      </w:r>
+      <w:r>
+        <w:t xml:space="preserve"> </w:t>
+      </w:r>
+      <w:r>
+        <w:t xml:space="preserve">wrong.</w:t>
       </w:r>
     </w:p>
     <w:bookmarkEnd w:id="37"/>
@@ -1028,7 +1178,7 @@
       <w:r>
         <w:drawing>
           <wp:inline>
-            <wp:extent cx="2857500" cy="4340604"/>
+            <wp:extent cx="2181225" cy="3313328"/>
             <wp:effectExtent b="0" l="0" r="0" t="0"/>
             <wp:docPr descr="" title="" id="43" name="Picture"/>
             <a:graphic>
@@ -1049,7 +1199,7 @@
                   <pic:spPr bwMode="auto">
                     <a:xfrm>
                       <a:off x="0" y="0"/>
-                      <a:ext cx="2857500" cy="4340604"/>
+                      <a:ext cx="2181225" cy="3313328"/>
                     </a:xfrm>
                     <a:prstGeom prst="rect">
                       <a:avLst/>
@@ -1149,7 +1299,7 @@
       <w:r>
         <w:drawing>
           <wp:inline>
-            <wp:extent cx="3333750" cy="2857500"/>
+            <wp:extent cx="2771775" cy="2352675"/>
             <wp:effectExtent b="0" l="0" r="0" t="0"/>
             <wp:docPr descr="" title="" id="48" name="Picture"/>
             <a:graphic>
@@ -1170,7 +1320,7 @@
                   <pic:spPr bwMode="auto">
                     <a:xfrm>
                       <a:off x="0" y="0"/>
-                      <a:ext cx="3333750" cy="2857500"/>
+                      <a:ext cx="2771775" cy="2352675"/>
                     </a:xfrm>
                     <a:prstGeom prst="rect">
                       <a:avLst/>
@@ -1417,7 +1567,13 @@
         <w:t xml:space="preserve"> </w:t>
       </w:r>
       <w:r>
-        <w:t xml:space="preserve">- how close all our measurements are but may not be precise</w:t>
+        <w:t xml:space="preserve">- how close all our measurements are but may not be</w:t>
+      </w:r>
+      <w:r>
+        <w:t xml:space="preserve"> </w:t>
+      </w:r>
+      <w:r>
+        <w:t xml:space="preserve">precise</w:t>
       </w:r>
     </w:p>
     <w:p>
@@ -1470,7 +1626,7 @@
     <w:bookmarkEnd w:id="58"/>
     <w:sectPr>
       <w:pgSz w:h="15840" w:w="12240"/>
-      <w:pgMar w:bottom="1440" w:footer="720" w:gutter="0" w:header="720" w:left="1440" w:right="1440" w:top="1440"/>
+      <w:pgMar w:bottom="720" w:footer="720" w:gutter="0" w:header="720" w:left="1152" w:right="720" w:top="720"/>
       <w:cols w:space="720"/>
       <w:docGrid w:linePitch="360"/>
     </w:sectPr>
@@ -2792,7 +2948,7 @@
     <w:basedOn w:val="Normal"/>
     <w:next w:val="Normal"/>
     <w:qFormat/>
-    <w:rsid w:val="00BC28E9"/>
+    <w:rsid w:val="00B86ADC"/>
     <w:pPr>
       <w:pBdr>
         <w:top w:color="FF0000" w:space="1" w:sz="8" w:val="single"/>
@@ -2806,14 +2962,14 @@
     </w:pPr>
     <w:rPr>
       <w:rFonts w:ascii="Courier New" w:hAnsi="Courier New"/>
-      <w:sz w:val="18"/>
+      <w:sz w:val="16"/>
     </w:rPr>
   </w:style>
   <w:style w:customStyle="1" w:styleId="SourceCode" w:type="paragraph">
     <w:name w:val="Source Code"/>
     <w:basedOn w:val="Normal"/>
     <w:qFormat/>
-    <w:rsid w:val="00771E03"/>
+    <w:rsid w:val="0018210C"/>
     <w:pPr>
       <w:pBdr>
         <w:top w:color="auto" w:space="1" w:sz="8" w:val="single"/>
@@ -2821,20 +2977,20 @@
         <w:bottom w:color="auto" w:space="1" w:sz="8" w:val="single"/>
         <w:right w:color="auto" w:space="4" w:sz="8" w:val="single"/>
       </w:pBdr>
-      <w:shd w:color="auto" w:fill="auto" w:val="pct15"/>
+      <w:shd w:color="auto" w:fill="auto" w:val="pct5"/>
       <w:spacing w:after="240" w:before="240"/>
       <w:ind w:left="432" w:right="432"/>
     </w:pPr>
     <w:rPr>
       <w:rFonts w:ascii="Courier New" w:hAnsi="Courier New"/>
-      <w:sz w:val="20"/>
+      <w:sz w:val="15"/>
     </w:rPr>
   </w:style>
   <w:style w:customStyle="1" w:styleId="Verbatim" w:type="paragraph">
     <w:name w:val="Verbatim"/>
     <w:basedOn w:val="Normal"/>
     <w:qFormat/>
-    <w:rsid w:val="00771E03"/>
+    <w:rsid w:val="0018210C"/>
     <w:pPr>
       <w:shd w:color="auto" w:fill="auto" w:val="pct15"/>
       <w:spacing w:after="240" w:before="240"/>
@@ -2842,7 +2998,7 @@
     </w:pPr>
     <w:rPr>
       <w:rFonts w:ascii="Courier New" w:hAnsi="Courier New"/>
-      <w:sz w:val="18"/>
+      <w:sz w:val="16"/>
     </w:rPr>
   </w:style>
   <w:style w:customStyle="1" w:styleId="CodeBlock" w:type="paragraph">
@@ -2885,6 +3041,11 @@
     <w:pPr>
       <w:spacing w:after="100"/>
     </w:pPr>
+  </w:style>
+  <w:style w:customStyle="1" w:styleId="Graphic" w:type="paragraph">
+    <w:name w:val="Graphic"/>
+    <w:qFormat/>
+    <w:rsid w:val="00735D8A"/>
   </w:style>
   <w:style w:type="character" w:customStyle="1" w:styleId="KeywordTok">
     <w:name w:val="KeywordTok"/>

--- a/docs/ecostats_lectures/lecture_01/01_01_lecture_powerpoint.docx
+++ b/docs/ecostats_lectures/lecture_01/01_01_lecture_powerpoint.docx
@@ -40,13 +40,7 @@
         </w:numPr>
       </w:pPr>
       <w:r>
-        <w:t xml:space="preserve">Please look over the syllabus as it has all the details of the class</w:t>
-      </w:r>
-      <w:r>
-        <w:t xml:space="preserve"> </w:t>
-      </w:r>
-      <w:r>
-        <w:t xml:space="preserve">and how it will run.</w:t>
+        <w:t xml:space="preserve">Please look over the syllabus as it has all the details of the class and how it will run.</w:t>
       </w:r>
     </w:p>
     <w:bookmarkEnd w:id="20"/>
@@ -351,13 +345,7 @@
         </w:numPr>
       </w:pPr>
       <w:r>
-        <w:t xml:space="preserve">Way to acquire knowledge, organize it and apply it back to the real</w:t>
-      </w:r>
-      <w:r>
-        <w:t xml:space="preserve"> </w:t>
-      </w:r>
-      <w:r>
-        <w:t xml:space="preserve">world</w:t>
+        <w:t xml:space="preserve">Way to acquire knowledge, organize it and apply it back to the real world</w:t>
       </w:r>
     </w:p>
     <w:p>
@@ -369,13 +357,7 @@
         </w:numPr>
       </w:pPr>
       <w:r>
-        <w:t xml:space="preserve">Make predictions and testing these predictions using a falsifiable</w:t>
-      </w:r>
-      <w:r>
-        <w:t xml:space="preserve"> </w:t>
-      </w:r>
-      <w:r>
-        <w:t xml:space="preserve">approach - statistics</w:t>
+        <w:t xml:space="preserve">Make predictions and testing these predictions using a falsifiable approach - statistics</w:t>
       </w:r>
     </w:p>
     <w:p>
@@ -411,13 +393,7 @@
         <w:t xml:space="preserve"> </w:t>
       </w:r>
       <w:r>
-        <w:t xml:space="preserve">“analysis and interpretation of data with view towards</w:t>
-      </w:r>
-      <w:r>
-        <w:t xml:space="preserve"> </w:t>
-      </w:r>
-      <w:r>
-        <w:t xml:space="preserve">objective evaluation of conclusions based on the data”</w:t>
+        <w:t xml:space="preserve">“analysis and interpretation of data with view towards objective evaluation of conclusions based on the data”</w:t>
       </w:r>
     </w:p>
     <w:p>
@@ -505,13 +481,7 @@
         <w:pStyle w:val="FirstParagraph"/>
       </w:pPr>
       <w:r>
-        <w:t xml:space="preserve">Inductive reasoning involves observing specific cases and using them to</w:t>
-      </w:r>
-      <w:r>
-        <w:t xml:space="preserve"> </w:t>
-      </w:r>
-      <w:r>
-        <w:t xml:space="preserve">form a general conclusion.</w:t>
+        <w:t xml:space="preserve">Inductive reasoning involves observing specific cases and using them to form a general conclusion.</w:t>
       </w:r>
     </w:p>
     <w:p>
@@ -561,21 +531,7 @@
           <w:b/>
           <w:bCs/>
         </w:rPr>
-        <w:t xml:space="preserve">75</w:t>
-      </w:r>
-      <w:r>
-        <w:rPr>
-          <w:b/>
-          <w:bCs/>
-        </w:rPr>
-        <w:t xml:space="preserve"> </w:t>
-      </w:r>
-      <w:r>
-        <w:rPr>
-          <w:b/>
-          <w:bCs/>
-        </w:rPr>
-        <w:t xml:space="preserve">mm</w:t>
+        <w:t xml:space="preserve">75 mm</w:t>
       </w:r>
       <w:r>
         <w:t xml:space="preserve">.</w:t>
@@ -606,13 +562,7 @@
         <w:t xml:space="preserve"> </w:t>
       </w:r>
       <w:r>
-        <w:t xml:space="preserve">from the same tree and gets similar</w:t>
-      </w:r>
-      <w:r>
-        <w:t xml:space="preserve"> </w:t>
-      </w:r>
-      <w:r>
-        <w:t xml:space="preserve">results.</w:t>
+        <w:t xml:space="preserve">from the same tree and gets similar results.</w:t>
       </w:r>
     </w:p>
     <w:p>
@@ -678,21 +628,7 @@
           <w:b/>
           <w:bCs/>
         </w:rPr>
-        <w:t xml:space="preserve">vary in</w:t>
-      </w:r>
-      <w:r>
-        <w:rPr>
-          <w:b/>
-          <w:bCs/>
-        </w:rPr>
-        <w:t xml:space="preserve"> </w:t>
-      </w:r>
-      <w:r>
-        <w:rPr>
-          <w:b/>
-          <w:bCs/>
-        </w:rPr>
-        <w:t xml:space="preserve">length</w:t>
+        <w:t xml:space="preserve">vary in length</w:t>
       </w:r>
       <w:r>
         <w:t xml:space="preserve">, but each tree tends to have a characteristic range.</w:t>
@@ -717,21 +653,7 @@
           <w:i/>
           <w:iCs/>
         </w:rPr>
-        <w:t xml:space="preserve">“Pine needle length varies by tree, but</w:t>
-      </w:r>
-      <w:r>
-        <w:rPr>
-          <w:i/>
-          <w:iCs/>
-        </w:rPr>
-        <w:t xml:space="preserve"> </w:t>
-      </w:r>
-      <w:r>
-        <w:rPr>
-          <w:i/>
-          <w:iCs/>
-        </w:rPr>
-        <w:t xml:space="preserve">each tree seems to have a typical range of lengths.</w:t>
+        <w:t xml:space="preserve">“Pine needle length varies by tree, but each tree seems to have a typical range of lengths.</w:t>
       </w:r>
     </w:p>
     <w:p>
@@ -765,13 +687,7 @@
         <w:t xml:space="preserve"> </w:t>
       </w:r>
       <w:r>
-        <w:t xml:space="preserve">to be true - based</w:t>
-      </w:r>
-      <w:r>
-        <w:t xml:space="preserve"> </w:t>
-      </w:r>
-      <w:r>
-        <w:t xml:space="preserve">on patterns observed in a sample, and there could be exceptions.</w:t>
+        <w:t xml:space="preserve">to be true - based on patterns observed in a sample, and there could be exceptions.</w:t>
       </w:r>
     </w:p>
     <w:bookmarkEnd w:id="32"/>
@@ -860,13 +776,7 @@
         <w:pStyle w:val="FirstParagraph"/>
       </w:pPr>
       <w:r>
-        <w:t xml:space="preserve">Deductive reasoning starts with a general principle and applies it to a</w:t>
-      </w:r>
-      <w:r>
-        <w:t xml:space="preserve"> </w:t>
-      </w:r>
-      <w:r>
-        <w:t xml:space="preserve">specific case.</w:t>
+        <w:t xml:space="preserve">Deductive reasoning starts with a general principle and applies it to a specific case.</w:t>
       </w:r>
     </w:p>
     <w:p>
@@ -904,21 +814,7 @@
           <w:i/>
           <w:iCs/>
         </w:rPr>
-        <w:t xml:space="preserve">Pine needles from a species of pine tree</w:t>
-      </w:r>
-      <w:r>
-        <w:rPr>
-          <w:i/>
-          <w:iCs/>
-        </w:rPr>
-        <w:t xml:space="preserve"> </w:t>
-      </w:r>
-      <w:r>
-        <w:rPr>
-          <w:i/>
-          <w:iCs/>
-        </w:rPr>
-        <w:t xml:space="preserve">have a predictable length range (e.g., 70–80 mm).</w:t>
+        <w:t xml:space="preserve">Pine needles from a species of pine tree have a predictable length range (e.g., 70–80 mm).</w:t>
       </w:r>
     </w:p>
     <w:p>
@@ -1000,13 +896,7 @@
         <w:t xml:space="preserve"> </w:t>
       </w:r>
       <w:r>
-        <w:t xml:space="preserve">Check the data and confirm needles fall within this</w:t>
-      </w:r>
-      <w:r>
-        <w:t xml:space="preserve"> </w:t>
-      </w:r>
-      <w:r>
-        <w:t xml:space="preserve">expected range.</w:t>
+        <w:t xml:space="preserve">Check the data and confirm needles fall within this expected range.</w:t>
       </w:r>
     </w:p>
     <w:p>
@@ -1028,35 +918,7 @@
           <w:i/>
           <w:iCs/>
         </w:rPr>
-        <w:t xml:space="preserve">“This tree belongs the species with a</w:t>
-      </w:r>
-      <w:r>
-        <w:rPr>
-          <w:i/>
-          <w:iCs/>
-        </w:rPr>
-        <w:t xml:space="preserve"> </w:t>
-      </w:r>
-      <w:r>
-        <w:rPr>
-          <w:i/>
-          <w:iCs/>
-        </w:rPr>
-        <w:t xml:space="preserve">needle length range of 70–80 mm, we expect its needle lengths to fall in</w:t>
-      </w:r>
-      <w:r>
-        <w:rPr>
-          <w:i/>
-          <w:iCs/>
-        </w:rPr>
-        <w:t xml:space="preserve"> </w:t>
-      </w:r>
-      <w:r>
-        <w:rPr>
-          <w:i/>
-          <w:iCs/>
-        </w:rPr>
-        <w:t xml:space="preserve">this range.”</w:t>
+        <w:t xml:space="preserve">“This tree belongs the species with a needle length range of 70–80 mm, we expect its needle lengths to fall in this range.”</w:t>
       </w:r>
     </w:p>
     <w:p>
@@ -1074,19 +936,7 @@
         <w:t xml:space="preserve"> </w:t>
       </w:r>
       <w:r>
-        <w:t xml:space="preserve">because it’s based on a general rule—but if</w:t>
-      </w:r>
-      <w:r>
-        <w:t xml:space="preserve"> </w:t>
-      </w:r>
-      <w:r>
-        <w:t xml:space="preserve">the assumption (length range) is incorrect, conclusion could still be</w:t>
-      </w:r>
-      <w:r>
-        <w:t xml:space="preserve"> </w:t>
-      </w:r>
-      <w:r>
-        <w:t xml:space="preserve">wrong.</w:t>
+        <w:t xml:space="preserve">because it’s based on a general rule—but if the assumption (length range) is incorrect, conclusion could still be wrong.</w:t>
       </w:r>
     </w:p>
     <w:bookmarkEnd w:id="37"/>
@@ -1567,13 +1417,7 @@
         <w:t xml:space="preserve"> </w:t>
       </w:r>
       <w:r>
-        <w:t xml:space="preserve">- how close all our measurements are but may not be</w:t>
-      </w:r>
-      <w:r>
-        <w:t xml:space="preserve"> </w:t>
-      </w:r>
-      <w:r>
-        <w:t xml:space="preserve">precise</w:t>
+        <w:t xml:space="preserve">- how close all our measurements are but may not be precise</w:t>
       </w:r>
     </w:p>
     <w:p>

--- a/docs/ecostats_lectures/lecture_01/01_01_lecture_powerpoint.docx
+++ b/docs/ecostats_lectures/lecture_01/01_01_lecture_powerpoint.docx
@@ -2,22 +2,6 @@
 <file path=word/document.xml><?xml version="1.0" encoding="utf-8"?>
 <w:document xmlns:w="http://schemas.openxmlformats.org/wordprocessingml/2006/main" xmlns:m="http://schemas.openxmlformats.org/officeDocument/2006/math" xmlns:r="http://schemas.openxmlformats.org/officeDocument/2006/relationships" xmlns:o="urn:schemas-microsoft-com:office:office" xmlns:v="urn:schemas-microsoft-com:vml" xmlns:w10="urn:schemas-microsoft-com:office:word" xmlns:a="http://schemas.openxmlformats.org/drawingml/2006/main" xmlns:pic="http://schemas.openxmlformats.org/drawingml/2006/picture" xmlns:wp="http://schemas.openxmlformats.org/drawingml/2006/wordprocessingDrawing">
   <w:body>
-    <w:p>
-      <w:pPr>
-        <w:pStyle w:val="Title"/>
-      </w:pPr>
-      <w:r>
-        <w:t xml:space="preserve">Lecture 01</w:t>
-      </w:r>
-    </w:p>
-    <w:p>
-      <w:pPr>
-        <w:pStyle w:val="Author"/>
-      </w:pPr>
-      <w:r>
-        <w:t xml:space="preserve">Bill Perry</w:t>
-      </w:r>
-    </w:p>
     <w:bookmarkStart w:id="20" w:name="lecture-1-syllabus"/>
     <w:p>
       <w:pPr>

--- a/docs/ecostats_lectures/lecture_01/01_01_lecture_powerpoint.docx
+++ b/docs/ecostats_lectures/lecture_01/01_01_lecture_powerpoint.docx
@@ -80,7 +80,7 @@
         </w:numPr>
       </w:pPr>
       <w:r>
-        <w:t xml:space="preserve">Phone is not available yet ; )</w:t>
+        <w:t xml:space="preserve">Phone 218-726-8145</w:t>
       </w:r>
     </w:p>
     <w:p>
@@ -92,7 +92,7 @@
         </w:numPr>
       </w:pPr>
       <w:r>
-        <w:t xml:space="preserve">Email is wlperry@d.umn.edu</w:t>
+        <w:t xml:space="preserve">Email is wlperry_at_d.umn.edu</w:t>
       </w:r>
     </w:p>
     <w:p>

--- a/docs/ecostats_lectures/lecture_01/01_01_lecture_powerpoint.docx
+++ b/docs/ecostats_lectures/lecture_01/01_01_lecture_powerpoint.docx
@@ -24,7 +24,13 @@
         </w:numPr>
       </w:pPr>
       <w:r>
-        <w:t xml:space="preserve">Please look over the syllabus as it has all the details of the class and how it will run.</w:t>
+        <w:t xml:space="preserve">Please look over the syllabus as it has all the details of the class</w:t>
+      </w:r>
+      <w:r>
+        <w:t xml:space="preserve"> </w:t>
+      </w:r>
+      <w:r>
+        <w:t xml:space="preserve">and how it will run.</w:t>
       </w:r>
     </w:p>
     <w:bookmarkEnd w:id="20"/>
@@ -329,7 +335,13 @@
         </w:numPr>
       </w:pPr>
       <w:r>
-        <w:t xml:space="preserve">Way to acquire knowledge, organize it and apply it back to the real world</w:t>
+        <w:t xml:space="preserve">Way to acquire knowledge, organize it and apply it back to the real</w:t>
+      </w:r>
+      <w:r>
+        <w:t xml:space="preserve"> </w:t>
+      </w:r>
+      <w:r>
+        <w:t xml:space="preserve">world</w:t>
       </w:r>
     </w:p>
     <w:p>
@@ -341,7 +353,13 @@
         </w:numPr>
       </w:pPr>
       <w:r>
-        <w:t xml:space="preserve">Make predictions and testing these predictions using a falsifiable approach - statistics</w:t>
+        <w:t xml:space="preserve">Make predictions and testing these predictions using a falsifiable</w:t>
+      </w:r>
+      <w:r>
+        <w:t xml:space="preserve"> </w:t>
+      </w:r>
+      <w:r>
+        <w:t xml:space="preserve">approach - statistics</w:t>
       </w:r>
     </w:p>
     <w:p>
@@ -377,7 +395,13 @@
         <w:t xml:space="preserve"> </w:t>
       </w:r>
       <w:r>
-        <w:t xml:space="preserve">“analysis and interpretation of data with view towards objective evaluation of conclusions based on the data”</w:t>
+        <w:t xml:space="preserve">“analysis and interpretation of data with view towards</w:t>
+      </w:r>
+      <w:r>
+        <w:t xml:space="preserve"> </w:t>
+      </w:r>
+      <w:r>
+        <w:t xml:space="preserve">objective evaluation of conclusions based on the data”</w:t>
       </w:r>
     </w:p>
     <w:p>
@@ -465,7 +489,13 @@
         <w:pStyle w:val="FirstParagraph"/>
       </w:pPr>
       <w:r>
-        <w:t xml:space="preserve">Inductive reasoning involves observing specific cases and using them to form a general conclusion.</w:t>
+        <w:t xml:space="preserve">Inductive reasoning involves observing specific cases and using them to</w:t>
+      </w:r>
+      <w:r>
+        <w:t xml:space="preserve"> </w:t>
+      </w:r>
+      <w:r>
+        <w:t xml:space="preserve">form a general conclusion.</w:t>
       </w:r>
     </w:p>
     <w:p>
@@ -515,7 +545,21 @@
           <w:b/>
           <w:bCs/>
         </w:rPr>
-        <w:t xml:space="preserve">75 mm</w:t>
+        <w:t xml:space="preserve">75</w:t>
+      </w:r>
+      <w:r>
+        <w:rPr>
+          <w:b/>
+          <w:bCs/>
+        </w:rPr>
+        <w:t xml:space="preserve"> </w:t>
+      </w:r>
+      <w:r>
+        <w:rPr>
+          <w:b/>
+          <w:bCs/>
+        </w:rPr>
+        <w:t xml:space="preserve">mm</w:t>
       </w:r>
       <w:r>
         <w:t xml:space="preserve">.</w:t>
@@ -546,7 +590,13 @@
         <w:t xml:space="preserve"> </w:t>
       </w:r>
       <w:r>
-        <w:t xml:space="preserve">from the same tree and gets similar results.</w:t>
+        <w:t xml:space="preserve">from the same tree and gets similar</w:t>
+      </w:r>
+      <w:r>
+        <w:t xml:space="preserve"> </w:t>
+      </w:r>
+      <w:r>
+        <w:t xml:space="preserve">results.</w:t>
       </w:r>
     </w:p>
     <w:p>
@@ -612,21 +662,35 @@
           <w:b/>
           <w:bCs/>
         </w:rPr>
-        <w:t xml:space="preserve">vary in length</w:t>
-      </w:r>
-      <w:r>
-        <w:t xml:space="preserve">, but each tree tends to have a characteristic range.</w:t>
-      </w:r>
-    </w:p>
-    <w:p>
-      <w:pPr>
-        <w:pStyle w:val="FirstParagraph"/>
-      </w:pPr>
+        <w:t xml:space="preserve">vary in</w:t>
+      </w:r>
       <w:r>
         <w:rPr>
           <w:b/>
           <w:bCs/>
         </w:rPr>
+        <w:t xml:space="preserve"> </w:t>
+      </w:r>
+      <w:r>
+        <w:rPr>
+          <w:b/>
+          <w:bCs/>
+        </w:rPr>
+        <w:t xml:space="preserve">length</w:t>
+      </w:r>
+      <w:r>
+        <w:t xml:space="preserve">, but each tree tends to have a characteristic range.</w:t>
+      </w:r>
+    </w:p>
+    <w:p>
+      <w:pPr>
+        <w:pStyle w:val="FirstParagraph"/>
+      </w:pPr>
+      <w:r>
+        <w:rPr>
+          <w:b/>
+          <w:bCs/>
+        </w:rPr>
         <w:t xml:space="preserve">Conclusion (Induction):</w:t>
       </w:r>
       <w:r>
@@ -637,7 +701,21 @@
           <w:i/>
           <w:iCs/>
         </w:rPr>
-        <w:t xml:space="preserve">“Pine needle length varies by tree, but each tree seems to have a typical range of lengths.</w:t>
+        <w:t xml:space="preserve">“Pine needle length varies by tree, but</w:t>
+      </w:r>
+      <w:r>
+        <w:rPr>
+          <w:i/>
+          <w:iCs/>
+        </w:rPr>
+        <w:t xml:space="preserve"> </w:t>
+      </w:r>
+      <w:r>
+        <w:rPr>
+          <w:i/>
+          <w:iCs/>
+        </w:rPr>
+        <w:t xml:space="preserve">each tree seems to have a typical range of lengths.</w:t>
       </w:r>
     </w:p>
     <w:p>
@@ -671,7 +749,13 @@
         <w:t xml:space="preserve"> </w:t>
       </w:r>
       <w:r>
-        <w:t xml:space="preserve">to be true - based on patterns observed in a sample, and there could be exceptions.</w:t>
+        <w:t xml:space="preserve">to be true - based</w:t>
+      </w:r>
+      <w:r>
+        <w:t xml:space="preserve"> </w:t>
+      </w:r>
+      <w:r>
+        <w:t xml:space="preserve">on patterns observed in a sample, and there could be exceptions.</w:t>
       </w:r>
     </w:p>
     <w:bookmarkEnd w:id="32"/>
@@ -760,7 +844,13 @@
         <w:pStyle w:val="FirstParagraph"/>
       </w:pPr>
       <w:r>
-        <w:t xml:space="preserve">Deductive reasoning starts with a general principle and applies it to a specific case.</w:t>
+        <w:t xml:space="preserve">Deductive reasoning starts with a general principle and applies it to a</w:t>
+      </w:r>
+      <w:r>
+        <w:t xml:space="preserve"> </w:t>
+      </w:r>
+      <w:r>
+        <w:t xml:space="preserve">specific case.</w:t>
       </w:r>
     </w:p>
     <w:p>
@@ -798,7 +888,21 @@
           <w:i/>
           <w:iCs/>
         </w:rPr>
-        <w:t xml:space="preserve">Pine needles from a species of pine tree have a predictable length range (e.g., 70–80 mm).</w:t>
+        <w:t xml:space="preserve">Pine needles from a species of pine tree</w:t>
+      </w:r>
+      <w:r>
+        <w:rPr>
+          <w:i/>
+          <w:iCs/>
+        </w:rPr>
+        <w:t xml:space="preserve"> </w:t>
+      </w:r>
+      <w:r>
+        <w:rPr>
+          <w:i/>
+          <w:iCs/>
+        </w:rPr>
+        <w:t xml:space="preserve">have a predictable length range (e.g., 70–80 mm).</w:t>
       </w:r>
     </w:p>
     <w:p>
@@ -880,7 +984,13 @@
         <w:t xml:space="preserve"> </w:t>
       </w:r>
       <w:r>
-        <w:t xml:space="preserve">Check the data and confirm needles fall within this expected range.</w:t>
+        <w:t xml:space="preserve">Check the data and confirm needles fall within this</w:t>
+      </w:r>
+      <w:r>
+        <w:t xml:space="preserve"> </w:t>
+      </w:r>
+      <w:r>
+        <w:t xml:space="preserve">expected range.</w:t>
       </w:r>
     </w:p>
     <w:p>
@@ -902,7 +1012,35 @@
           <w:i/>
           <w:iCs/>
         </w:rPr>
-        <w:t xml:space="preserve">“This tree belongs the species with a needle length range of 70–80 mm, we expect its needle lengths to fall in this range.”</w:t>
+        <w:t xml:space="preserve">“This tree belongs the species with a</w:t>
+      </w:r>
+      <w:r>
+        <w:rPr>
+          <w:i/>
+          <w:iCs/>
+        </w:rPr>
+        <w:t xml:space="preserve"> </w:t>
+      </w:r>
+      <w:r>
+        <w:rPr>
+          <w:i/>
+          <w:iCs/>
+        </w:rPr>
+        <w:t xml:space="preserve">needle length range of 70–80 mm, we expect its needle lengths to fall in</w:t>
+      </w:r>
+      <w:r>
+        <w:rPr>
+          <w:i/>
+          <w:iCs/>
+        </w:rPr>
+        <w:t xml:space="preserve"> </w:t>
+      </w:r>
+      <w:r>
+        <w:rPr>
+          <w:i/>
+          <w:iCs/>
+        </w:rPr>
+        <w:t xml:space="preserve">this range.”</w:t>
       </w:r>
     </w:p>
     <w:p>
@@ -920,7 +1058,19 @@
         <w:t xml:space="preserve"> </w:t>
       </w:r>
       <w:r>
-        <w:t xml:space="preserve">because it’s based on a general rule—but if the assumption (length range) is incorrect, conclusion could still be wrong.</w:t>
+        <w:t xml:space="preserve">because it’s based on a general rule—but if</w:t>
+      </w:r>
+      <w:r>
+        <w:t xml:space="preserve"> </w:t>
+      </w:r>
+      <w:r>
+        <w:t xml:space="preserve">the assumption (length range) is incorrect, conclusion could still be</w:t>
+      </w:r>
+      <w:r>
+        <w:t xml:space="preserve"> </w:t>
+      </w:r>
+      <w:r>
+        <w:t xml:space="preserve">wrong.</w:t>
       </w:r>
     </w:p>
     <w:bookmarkEnd w:id="37"/>
@@ -1401,7 +1551,13 @@
         <w:t xml:space="preserve"> </w:t>
       </w:r>
       <w:r>
-        <w:t xml:space="preserve">- how close all our measurements are but may not be precise</w:t>
+        <w:t xml:space="preserve">- how close all our measurements are but may not be</w:t>
+      </w:r>
+      <w:r>
+        <w:t xml:space="preserve"> </w:t>
+      </w:r>
+      <w:r>
+        <w:t xml:space="preserve">precise</w:t>
       </w:r>
     </w:p>
     <w:p>
